--- a/МТПС_4_Серебров.docx
+++ b/МТПС_4_Серебров.docx
@@ -2447,7 +2447,14 @@
         <w:rPr>
           <w:lang w:val="ru-RU"/>
         </w:rPr>
-        <w:t>мокировании.</w:t>
+        <w:t>мокировании</w:t>
+      </w:r>
+      <w:proofErr w:type="spellEnd"/>
+      <w:r>
+        <w:rPr>
+          <w:lang w:val="ru-RU"/>
+        </w:rPr>
+        <w:t>.</w:t>
       </w:r>
     </w:p>
     <w:p>
@@ -2457,7 +2464,6 @@
           <w:lang w:val="ru-RU"/>
         </w:rPr>
       </w:pPr>
-      <w:proofErr w:type="spellEnd"/>
       <w:r>
         <w:rPr>
           <w:lang w:val="ru-RU"/>
@@ -2902,7 +2908,73 @@
         <w:rPr>
           <w:lang w:val="ru-RU"/>
         </w:rPr>
-        <w:t>() получает имя переменной и значение по умолчанию «3600». Это демонстрирует не только управление входными данными, но и контроль взаимодей</w:t>
+        <w:t>() получает имя переменной и значение по умолчанию «3600». Это демонстрирует не только управление входными данными, но и контроль взаимодействия с зависимостью.</w:t>
+      </w:r>
+      <w:r>
+        <w:rPr>
+          <w:lang w:val="ru-RU"/>
+        </w:rPr>
+        <w:t xml:space="preserve"> </w:t>
+      </w:r>
+      <w:r>
+        <w:rPr>
+          <w:lang w:val="ru-RU"/>
+        </w:rPr>
+        <w:t>Тестовые сценарии сервиса временных токенов</w:t>
+      </w:r>
+      <w:r>
+        <w:rPr>
+          <w:lang w:val="ru-RU"/>
+        </w:rPr>
+        <w:t xml:space="preserve"> представлены в таблице 2.</w:t>
+      </w:r>
+    </w:p>
+    <w:p>
+      <w:pPr>
+        <w:rPr>
+          <w:lang w:val="ru-RU"/>
+        </w:rPr>
+      </w:pPr>
+    </w:p>
+    <w:p>
+      <w:pPr>
+        <w:spacing w:before="80" w:after="120" w:line="240" w:lineRule="auto"/>
+        <w:ind w:firstLine="0"/>
+        <w:rPr>
+          <w:lang w:val="ru-RU"/>
+        </w:rPr>
+      </w:pPr>
+      <w:r>
+        <w:rPr>
+          <w:lang w:val="ru-RU"/>
+        </w:rPr>
+        <w:lastRenderedPageBreak/>
+        <w:t xml:space="preserve">Таблица </w:t>
+      </w:r>
+      <w:proofErr w:type="gramStart"/>
+      <w:r>
+        <w:rPr>
+          <w:lang w:val="ru-RU"/>
+        </w:rPr>
+        <w:t xml:space="preserve">1 </w:t>
+      </w:r>
+      <w:r>
+        <w:rPr>
+          <w:lang w:val="ru-RU"/>
+        </w:rPr>
+        <w:sym w:font="Symbol" w:char="F02D"/>
+      </w:r>
+      <w:r>
+        <w:rPr>
+          <w:lang w:val="ru-RU"/>
+        </w:rPr>
+        <w:t xml:space="preserve"> </w:t>
+      </w:r>
+      <w:r>
+        <w:rPr>
+          <w:lang w:val="ru-RU"/>
+        </w:rPr>
+        <w:t>Тесто</w:t>
       </w:r>
       <w:bookmarkStart w:id="0" w:name="_GoBack"/>
       <w:bookmarkEnd w:id="0"/>
@@ -2910,73 +2982,7 @@
         <w:rPr>
           <w:lang w:val="ru-RU"/>
         </w:rPr>
-        <w:t>ствия с зависимостью.</w:t>
-      </w:r>
-      <w:r>
-        <w:rPr>
-          <w:lang w:val="ru-RU"/>
-        </w:rPr>
-        <w:t xml:space="preserve"> </w:t>
-      </w:r>
-      <w:r>
-        <w:rPr>
-          <w:lang w:val="ru-RU"/>
-        </w:rPr>
-        <w:t>Тестовые сценарии сервиса временных токенов</w:t>
-      </w:r>
-      <w:r>
-        <w:rPr>
-          <w:lang w:val="ru-RU"/>
-        </w:rPr>
-        <w:t xml:space="preserve"> представлены в таблице 2.</w:t>
-      </w:r>
-    </w:p>
-    <w:p>
-      <w:pPr>
-        <w:rPr>
-          <w:lang w:val="ru-RU"/>
-        </w:rPr>
-      </w:pPr>
-    </w:p>
-    <w:p>
-      <w:pPr>
-        <w:spacing w:before="80" w:after="120" w:line="240" w:lineRule="auto"/>
-        <w:ind w:firstLine="0"/>
-        <w:rPr>
-          <w:lang w:val="ru-RU"/>
-        </w:rPr>
-      </w:pPr>
-      <w:r>
-        <w:rPr>
-          <w:lang w:val="ru-RU"/>
-        </w:rPr>
-        <w:lastRenderedPageBreak/>
-        <w:t xml:space="preserve">Таблица </w:t>
-      </w:r>
-      <w:proofErr w:type="gramStart"/>
-      <w:r>
-        <w:rPr>
-          <w:lang w:val="ru-RU"/>
-        </w:rPr>
-        <w:t xml:space="preserve">1 </w:t>
-      </w:r>
-      <w:r>
-        <w:rPr>
-          <w:lang w:val="ru-RU"/>
-        </w:rPr>
-        <w:sym w:font="Symbol" w:char="F02D"/>
-      </w:r>
-      <w:r>
-        <w:rPr>
-          <w:lang w:val="ru-RU"/>
-        </w:rPr>
-        <w:t xml:space="preserve"> </w:t>
-      </w:r>
-      <w:r>
-        <w:rPr>
-          <w:lang w:val="ru-RU"/>
-        </w:rPr>
-        <w:t>Тестовые</w:t>
+        <w:t>вые</w:t>
       </w:r>
       <w:proofErr w:type="gramEnd"/>
       <w:r>
@@ -3006,7 +3012,6 @@
           </w:tcPr>
           <w:p>
             <w:pPr>
-              <w:spacing w:line="240" w:lineRule="auto"/>
               <w:ind w:firstLine="0"/>
               <w:jc w:val="center"/>
               <w:rPr>
@@ -3032,7 +3037,6 @@
           </w:tcPr>
           <w:p>
             <w:pPr>
-              <w:spacing w:line="240" w:lineRule="auto"/>
               <w:ind w:firstLine="0"/>
               <w:jc w:val="center"/>
               <w:rPr>
@@ -3080,7 +3084,6 @@
           </w:tcPr>
           <w:p>
             <w:pPr>
-              <w:spacing w:line="240" w:lineRule="auto"/>
               <w:ind w:firstLine="0"/>
               <w:rPr>
                 <w:sz w:val="24"/>
@@ -3136,7 +3139,6 @@
           </w:tcPr>
           <w:p>
             <w:pPr>
-              <w:spacing w:line="240" w:lineRule="auto"/>
               <w:ind w:firstLine="0"/>
               <w:rPr>
                 <w:sz w:val="24"/>
@@ -3162,7 +3164,6 @@
           </w:tcPr>
           <w:p>
             <w:pPr>
-              <w:spacing w:line="240" w:lineRule="auto"/>
               <w:ind w:firstLine="0"/>
               <w:rPr>
                 <w:sz w:val="24"/>
@@ -3186,7 +3187,6 @@
           </w:tcPr>
           <w:p>
             <w:pPr>
-              <w:spacing w:line="240" w:lineRule="auto"/>
               <w:ind w:firstLine="0"/>
               <w:rPr>
                 <w:sz w:val="24"/>
@@ -3212,7 +3212,6 @@
           </w:tcPr>
           <w:p>
             <w:pPr>
-              <w:spacing w:line="240" w:lineRule="auto"/>
               <w:ind w:firstLine="0"/>
               <w:rPr>
                 <w:sz w:val="24"/>
@@ -3236,7 +3235,6 @@
           </w:tcPr>
           <w:p>
             <w:pPr>
-              <w:spacing w:line="240" w:lineRule="auto"/>
               <w:ind w:firstLine="0"/>
               <w:rPr>
                 <w:sz w:val="24"/>
@@ -3262,7 +3260,6 @@
           </w:tcPr>
           <w:p>
             <w:pPr>
-              <w:spacing w:line="240" w:lineRule="auto"/>
               <w:ind w:firstLine="0"/>
               <w:rPr>
                 <w:sz w:val="24"/>
@@ -3286,7 +3283,6 @@
           </w:tcPr>
           <w:p>
             <w:pPr>
-              <w:spacing w:line="240" w:lineRule="auto"/>
               <w:ind w:firstLine="0"/>
               <w:rPr>
                 <w:sz w:val="24"/>
@@ -3312,7 +3308,6 @@
           </w:tcPr>
           <w:p>
             <w:pPr>
-              <w:spacing w:line="240" w:lineRule="auto"/>
               <w:ind w:firstLine="0"/>
               <w:rPr>
                 <w:sz w:val="24"/>
@@ -3336,7 +3331,6 @@
           </w:tcPr>
           <w:p>
             <w:pPr>
-              <w:spacing w:line="240" w:lineRule="auto"/>
               <w:ind w:firstLine="0"/>
               <w:rPr>
                 <w:sz w:val="24"/>
@@ -3371,7 +3365,6 @@
           </w:tcPr>
           <w:p>
             <w:pPr>
-              <w:spacing w:line="240" w:lineRule="auto"/>
               <w:ind w:firstLine="0"/>
               <w:rPr>
                 <w:sz w:val="24"/>
@@ -3412,7 +3405,6 @@
           </w:tcPr>
           <w:p>
             <w:pPr>
-              <w:spacing w:line="240" w:lineRule="auto"/>
               <w:ind w:firstLine="0"/>
               <w:rPr>
                 <w:sz w:val="24"/>
@@ -4051,6 +4043,7 @@
         <w:rPr>
           <w:lang w:val="ru-RU"/>
         </w:rPr>
+        <w:lastRenderedPageBreak/>
         <w:t>В</w:t>
       </w:r>
       <w:r>
@@ -4256,7 +4249,6 @@
         <w:rPr>
           <w:lang w:val="ru-RU"/>
         </w:rPr>
-        <w:lastRenderedPageBreak/>
         <w:t xml:space="preserve">Следует </w:t>
       </w:r>
       <w:proofErr w:type="spellStart"/>
@@ -17653,7 +17645,7 @@
 </file>
 
 <file path=customXml/itemProps1.xml><?xml version="1.0" encoding="utf-8"?>
-<ds:datastoreItem xmlns:ds="http://schemas.openxmlformats.org/officeDocument/2006/customXml" ds:itemID="{AFA0C142-5E3A-4368-BB62-37D58C9DDAB2}">
+<ds:datastoreItem xmlns:ds="http://schemas.openxmlformats.org/officeDocument/2006/customXml" ds:itemID="{A181D282-2CEE-4A4F-ACCE-6244AEE48133}">
   <ds:schemaRefs>
     <ds:schemaRef ds:uri="http://schemas.openxmlformats.org/officeDocument/2006/bibliography"/>
   </ds:schemaRefs>
